--- a/docs/运营人员使用手册.docx
+++ b/docs/运营人员使用手册.docx
@@ -295,7 +295,7 @@
           <w:sz w:val="19"/>
           <w:shd w:val="clear" w:color="auto" w:fill="F4F0E8"/>
         </w:rPr>
-        <w:t>（初始密码请向技术管理员获取）</w:t>
+        <w:t>123456</w:t>
       </w:r>
     </w:p>
     <w:p>
